--- a/plantillas/inmobiliaria/PT00_Cedula_Planeacion_Auditoria_v2.docx
+++ b/plantillas/inmobiliaria/PT00_Cedula_Planeacion_Auditoria_v2.docx
@@ -162,25 +162,7 @@
                 <w:sz w:val="16"/>
                 <w:szCs w:val="16"/>
               </w:rPr>
-              <w:t>[</w:t>
-            </w:r>
-            <w:proofErr w:type="spellStart"/>
-            <w:r>
-              <w:rPr>
-                <w:color w:val="000000"/>
-                <w:sz w:val="16"/>
-                <w:szCs w:val="16"/>
-              </w:rPr>
-              <w:t>La_Empresa</w:t>
-            </w:r>
-            <w:proofErr w:type="spellEnd"/>
-            <w:r>
-              <w:rPr>
-                <w:color w:val="000000"/>
-                <w:sz w:val="16"/>
-                <w:szCs w:val="16"/>
-              </w:rPr>
-              <w:t>]</w:t>
+              <w:t>[La_Empresa]</w:t>
             </w:r>
           </w:p>
         </w:tc>
@@ -246,23 +228,7 @@
                 <w:sz w:val="16"/>
                 <w:szCs w:val="16"/>
               </w:rPr>
-              <w:t>[</w:t>
-            </w:r>
-            <w:r>
-              <w:rPr>
-                <w:color w:val="000000"/>
-                <w:sz w:val="16"/>
-                <w:szCs w:val="16"/>
-              </w:rPr>
-              <w:t>RFC</w:t>
-            </w:r>
-            <w:r>
-              <w:rPr>
-                <w:color w:val="000000"/>
-                <w:sz w:val="16"/>
-                <w:szCs w:val="16"/>
-              </w:rPr>
-              <w:t>]</w:t>
+              <w:t>[RFC]</w:t>
             </w:r>
           </w:p>
         </w:tc>
@@ -328,25 +294,7 @@
                 <w:sz w:val="16"/>
                 <w:szCs w:val="16"/>
               </w:rPr>
-              <w:t>[</w:t>
-            </w:r>
-            <w:proofErr w:type="spellStart"/>
-            <w:r>
-              <w:rPr>
-                <w:color w:val="000000"/>
-                <w:sz w:val="16"/>
-                <w:szCs w:val="16"/>
-              </w:rPr>
-              <w:t>RC_Nombre</w:t>
-            </w:r>
-            <w:proofErr w:type="spellEnd"/>
-            <w:r>
-              <w:rPr>
-                <w:color w:val="000000"/>
-                <w:sz w:val="16"/>
-                <w:szCs w:val="16"/>
-              </w:rPr>
-              <w:t>]</w:t>
+              <w:t>[RC_Nombre]</w:t>
             </w:r>
           </w:p>
         </w:tc>
@@ -412,15 +360,7 @@
                 <w:sz w:val="16"/>
                 <w:szCs w:val="16"/>
               </w:rPr>
-              <w:t xml:space="preserve">Jose Luis Naranjo Bobadilla — </w:t>
-            </w:r>
-            <w:r>
-              <w:rPr>
-                <w:color w:val="000000"/>
-                <w:sz w:val="16"/>
-                <w:szCs w:val="16"/>
-              </w:rPr>
-              <w:t>CERTUS CONSULTORES/ESPINOSA SALAZAR</w:t>
+              <w:t xml:space="preserve">Jose Luis Naranjo Bobadilla — CERTUS CONSULTORES/ESPINOSA SALAZAR</w:t>
             </w:r>
           </w:p>
         </w:tc>
@@ -618,41 +558,7 @@
                 <w:sz w:val="16"/>
                 <w:szCs w:val="16"/>
               </w:rPr>
-              <w:t xml:space="preserve">Junio 2025 — </w:t>
-            </w:r>
-            <w:r>
-              <w:rPr>
-                <w:color w:val="000000"/>
-                <w:sz w:val="16"/>
-                <w:szCs w:val="16"/>
-              </w:rPr>
-              <w:t>[</w:t>
-            </w:r>
-            <w:proofErr w:type="spellStart"/>
-            <w:r>
-              <w:rPr>
-                <w:color w:val="000000"/>
-                <w:sz w:val="16"/>
-                <w:szCs w:val="16"/>
-              </w:rPr>
-              <w:t>Fecha_Cierre</w:t>
-            </w:r>
-            <w:proofErr w:type="spellEnd"/>
-            <w:r>
-              <w:rPr>
-                <w:color w:val="000000"/>
-                <w:sz w:val="16"/>
-                <w:szCs w:val="16"/>
-              </w:rPr>
-              <w:t>]</w:t>
-            </w:r>
-            <w:r>
-              <w:rPr>
-                <w:color w:val="000000"/>
-                <w:sz w:val="16"/>
-                <w:szCs w:val="16"/>
-              </w:rPr>
-              <w:t xml:space="preserve"> (período de vigencia de la reforma LFPIORPI julio 2025)</w:t>
+              <w:t xml:space="preserve">Junio 2025 — [Fecha_Cierre] (período de vigencia de la reforma LFPIORPI julio 2025)</w:t>
             </w:r>
           </w:p>
         </w:tc>
@@ -718,23 +624,7 @@
                 <w:sz w:val="16"/>
                 <w:szCs w:val="16"/>
               </w:rPr>
-              <w:t>[</w:t>
-            </w:r>
-            <w:r>
-              <w:rPr>
-                <w:color w:val="000000"/>
-                <w:sz w:val="16"/>
-                <w:szCs w:val="16"/>
-              </w:rPr>
-              <w:t>Fecha_Inicio_Fase0</w:t>
-            </w:r>
-            <w:r>
-              <w:rPr>
-                <w:color w:val="000000"/>
-                <w:sz w:val="16"/>
-                <w:szCs w:val="16"/>
-              </w:rPr>
-              <w:t>]</w:t>
+              <w:t>[Fecha_Inicio_Fase0]</w:t>
             </w:r>
           </w:p>
         </w:tc>
@@ -800,25 +690,7 @@
                 <w:sz w:val="16"/>
                 <w:szCs w:val="16"/>
               </w:rPr>
-              <w:t>[</w:t>
-            </w:r>
-            <w:proofErr w:type="spellStart"/>
-            <w:r>
-              <w:rPr>
-                <w:color w:val="000000"/>
-                <w:sz w:val="16"/>
-                <w:szCs w:val="16"/>
-              </w:rPr>
-              <w:t>Fecha_Inicio</w:t>
-            </w:r>
-            <w:proofErr w:type="spellEnd"/>
-            <w:r>
-              <w:rPr>
-                <w:color w:val="000000"/>
-                <w:sz w:val="16"/>
-                <w:szCs w:val="16"/>
-              </w:rPr>
-              <w:t>]</w:t>
+              <w:t>[Fecha_Inicio]</w:t>
             </w:r>
           </w:p>
         </w:tc>
@@ -884,25 +756,7 @@
                 <w:sz w:val="16"/>
                 <w:szCs w:val="16"/>
               </w:rPr>
-              <w:t>[</w:t>
-            </w:r>
-            <w:proofErr w:type="spellStart"/>
-            <w:r>
-              <w:rPr>
-                <w:color w:val="000000"/>
-                <w:sz w:val="16"/>
-                <w:szCs w:val="16"/>
-              </w:rPr>
-              <w:t>Fecha_Cierre</w:t>
-            </w:r>
-            <w:proofErr w:type="spellEnd"/>
-            <w:r>
-              <w:rPr>
-                <w:color w:val="000000"/>
-                <w:sz w:val="16"/>
-                <w:szCs w:val="16"/>
-              </w:rPr>
-              <w:t>]</w:t>
+              <w:t>[Fecha_Cierre]</w:t>
             </w:r>
           </w:p>
         </w:tc>
@@ -968,23 +822,7 @@
                 <w:sz w:val="16"/>
                 <w:szCs w:val="16"/>
               </w:rPr>
-              <w:t>[</w:t>
-            </w:r>
-            <w:r>
-              <w:rPr>
-                <w:color w:val="000000"/>
-                <w:sz w:val="16"/>
-                <w:szCs w:val="16"/>
-              </w:rPr>
-              <w:t>Lugar</w:t>
-            </w:r>
-            <w:r>
-              <w:rPr>
-                <w:color w:val="000000"/>
-                <w:sz w:val="16"/>
-                <w:szCs w:val="16"/>
-              </w:rPr>
-              <w:t>]</w:t>
+              <w:t>[Lugar]</w:t>
             </w:r>
           </w:p>
         </w:tc>
@@ -1050,7 +888,7 @@
                 <w:sz w:val="16"/>
                 <w:szCs w:val="16"/>
               </w:rPr>
-              <w:t>LFPIORPI (reforma DOF 16 julio 2025), Reglamento (reforma DOF 27 marzo 2026), Art. 47 (actuación espontánea)</w:t>
+              <w:t>LFPIORPI (reforma DOF 16 julio 2025), Reglamento (reforma DOF 27 marzo 2026), Art. 55 de la Ley (actuación espontánea)</w:t>
             </w:r>
           </w:p>
         </w:tc>
@@ -1147,8 +985,78 @@
                 <w:sz w:val="18"/>
                 <w:szCs w:val="18"/>
               </w:rPr>
-              <w:t xml:space="preserve">FASE 0 — REGULARIZACIÓN HISTÓRICA (Ejecutada antes del 15 de </w:t>
-            </w:r>
+              <w:t xml:space="preserve">FASE 0 — REGULARIZACIÓN HISTÓRICA (Ejecutada antes del 15 de [Fecha_Inicio]):</w:t>
+            </w:r>
+          </w:p>
+          <w:p>
+            <w:pPr>
+              <w:spacing w:after="40"/>
+            </w:pPr>
+            <w:r>
+              <w:rPr>
+                <w:color w:val="000000"/>
+                <w:sz w:val="17"/>
+                <w:szCs w:val="17"/>
+              </w:rPr>
+              <w:t xml:space="preserve">• Reconstrucción de expedientes KYC para todas las operaciones cerradas entre junio 2025 y [Mes_Anterior_Auditoria] 2026.</w:t>
+            </w:r>
+          </w:p>
+          <w:p>
+            <w:pPr>
+              <w:spacing w:after="40"/>
+            </w:pPr>
+            <w:r>
+              <w:rPr>
+                <w:color w:val="000000"/>
+                <w:sz w:val="17"/>
+                <w:szCs w:val="17"/>
+              </w:rPr>
+              <w:t>• Aplicación retrospectiva de la metodología EBR (D6 / D6-DEV) a cada cliente del período.</w:t>
+            </w:r>
+          </w:p>
+          <w:p>
+            <w:pPr>
+              <w:spacing w:after="40"/>
+            </w:pPr>
+            <w:r>
+              <w:rPr>
+                <w:color w:val="000000"/>
+                <w:sz w:val="17"/>
+                <w:szCs w:val="17"/>
+              </w:rPr>
+              <w:t>• Presentación extemporánea de avisos SAT para operaciones que superaban umbral y no fueron reportadas (actuación espontánea — Art. 55 LFPIORPI).</w:t>
+            </w:r>
+          </w:p>
+          <w:p>
+            <w:pPr>
+              <w:spacing w:after="40"/>
+            </w:pPr>
+            <w:r>
+              <w:rPr>
+                <w:color w:val="000000"/>
+                <w:sz w:val="17"/>
+                <w:szCs w:val="17"/>
+              </w:rPr>
+              <w:t>• Documento soporte: D0A — Acta de Regularización Histórica (incluye registro anexo de operaciones regularizadas).</w:t>
+            </w:r>
+          </w:p>
+          <w:p>
+            <w:pPr>
+              <w:spacing w:after="80"/>
+            </w:pPr>
+            <w:r>
+              <w:rPr>
+                <w:color w:val="000000"/>
+                <w:sz w:val="17"/>
+                <w:szCs w:val="17"/>
+              </w:rPr>
+              <w:t>• Resultado esperado: 100% de operaciones documentadas, avisos extemporáneos presentados con acuses SPPLD, beneficio de actuación espontánea (reducción de multas hasta 50%).</w:t>
+            </w:r>
+          </w:p>
+          <w:p>
+            <w:pPr>
+              <w:spacing w:after="60"/>
+            </w:pPr>
             <w:r>
               <w:rPr>
                 <w:b/>
@@ -1157,195 +1065,7 @@
                 <w:sz w:val="18"/>
                 <w:szCs w:val="18"/>
               </w:rPr>
-              <w:t>[</w:t>
-            </w:r>
-            <w:proofErr w:type="spellStart"/>
-            <w:r>
-              <w:rPr>
-                <w:b/>
-                <w:bCs/>
-                <w:color w:val="1B2A4A"/>
-                <w:sz w:val="18"/>
-                <w:szCs w:val="18"/>
-              </w:rPr>
-              <w:t>Fecha_Inicio</w:t>
-            </w:r>
-            <w:proofErr w:type="spellEnd"/>
-            <w:r>
-              <w:rPr>
-                <w:b/>
-                <w:bCs/>
-                <w:color w:val="1B2A4A"/>
-                <w:sz w:val="18"/>
-                <w:szCs w:val="18"/>
-              </w:rPr>
-              <w:t>]</w:t>
-            </w:r>
-            <w:r>
-              <w:rPr>
-                <w:b/>
-                <w:bCs/>
-                <w:color w:val="1B2A4A"/>
-                <w:sz w:val="18"/>
-                <w:szCs w:val="18"/>
-              </w:rPr>
-              <w:t>):</w:t>
-            </w:r>
-          </w:p>
-          <w:p>
-            <w:pPr>
-              <w:spacing w:after="40"/>
-            </w:pPr>
-            <w:r>
-              <w:rPr>
-                <w:color w:val="000000"/>
-                <w:sz w:val="17"/>
-                <w:szCs w:val="17"/>
-              </w:rPr>
-              <w:t xml:space="preserve">• Reconstrucción de expedientes KYC para todas las operaciones cerradas entre junio 2025 y </w:t>
-            </w:r>
-            <w:r>
-              <w:rPr>
-                <w:color w:val="000000"/>
-                <w:sz w:val="17"/>
-                <w:szCs w:val="17"/>
-              </w:rPr>
-              <w:t>[</w:t>
-            </w:r>
-            <w:proofErr w:type="spellStart"/>
-            <w:r>
-              <w:rPr>
-                <w:color w:val="000000"/>
-                <w:sz w:val="17"/>
-                <w:szCs w:val="17"/>
-              </w:rPr>
-              <w:t>Mes_Anterior_Auditoria</w:t>
-            </w:r>
-            <w:proofErr w:type="spellEnd"/>
-            <w:r>
-              <w:rPr>
-                <w:color w:val="000000"/>
-                <w:sz w:val="17"/>
-                <w:szCs w:val="17"/>
-              </w:rPr>
-              <w:t>]</w:t>
-            </w:r>
-            <w:r>
-              <w:rPr>
-                <w:color w:val="000000"/>
-                <w:sz w:val="17"/>
-                <w:szCs w:val="17"/>
-              </w:rPr>
-              <w:t xml:space="preserve"> 2026.</w:t>
-            </w:r>
-          </w:p>
-          <w:p>
-            <w:pPr>
-              <w:spacing w:after="40"/>
-            </w:pPr>
-            <w:r>
-              <w:rPr>
-                <w:color w:val="000000"/>
-                <w:sz w:val="17"/>
-                <w:szCs w:val="17"/>
-              </w:rPr>
-              <w:t>• Aplicación retrospectiva de la metodología EBR (D6 / D6-DEV) a cada cliente del período.</w:t>
-            </w:r>
-          </w:p>
-          <w:p>
-            <w:pPr>
-              <w:spacing w:after="40"/>
-            </w:pPr>
-            <w:r>
-              <w:rPr>
-                <w:color w:val="000000"/>
-                <w:sz w:val="17"/>
-                <w:szCs w:val="17"/>
-              </w:rPr>
-              <w:t>• Presentación extemporánea de avisos SAT para operaciones que superaban umbral y no fueron reportadas (actuación espontánea — Art. 47 Reglamento).</w:t>
-            </w:r>
-          </w:p>
-          <w:p>
-            <w:pPr>
-              <w:spacing w:after="40"/>
-            </w:pPr>
-            <w:r>
-              <w:rPr>
-                <w:color w:val="000000"/>
-                <w:sz w:val="17"/>
-                <w:szCs w:val="17"/>
-              </w:rPr>
-              <w:t>• Documento soporte: D0A — Acta de Regularización Histórica (incluye registro anexo de operaciones regularizadas).</w:t>
-            </w:r>
-          </w:p>
-          <w:p>
-            <w:pPr>
-              <w:spacing w:after="80"/>
-            </w:pPr>
-            <w:r>
-              <w:rPr>
-                <w:color w:val="000000"/>
-                <w:sz w:val="17"/>
-                <w:szCs w:val="17"/>
-              </w:rPr>
-              <w:t>• Resultado esperado: 100% de operaciones documentadas, avisos extemporáneos presentados con acuses SPPLD, beneficio de actuación espontánea (reducción de multas hasta 50%).</w:t>
-            </w:r>
-          </w:p>
-          <w:p>
-            <w:pPr>
-              <w:spacing w:after="60"/>
-            </w:pPr>
-            <w:r>
-              <w:rPr>
-                <w:b/>
-                <w:bCs/>
-                <w:color w:val="1B2A4A"/>
-                <w:sz w:val="18"/>
-                <w:szCs w:val="18"/>
-              </w:rPr>
-              <w:t xml:space="preserve">FASE 5 — AUDITORÍA DE CIERRE (Ejecutada después del 15 de </w:t>
-            </w:r>
-            <w:r>
-              <w:rPr>
-                <w:b/>
-                <w:bCs/>
-                <w:color w:val="1B2A4A"/>
-                <w:sz w:val="18"/>
-                <w:szCs w:val="18"/>
-              </w:rPr>
-              <w:t>[</w:t>
-            </w:r>
-            <w:proofErr w:type="spellStart"/>
-            <w:r>
-              <w:rPr>
-                <w:b/>
-                <w:bCs/>
-                <w:color w:val="1B2A4A"/>
-                <w:sz w:val="18"/>
-                <w:szCs w:val="18"/>
-              </w:rPr>
-              <w:t>Fecha_Inicio</w:t>
-            </w:r>
-            <w:proofErr w:type="spellEnd"/>
-            <w:r>
-              <w:rPr>
-                <w:b/>
-                <w:bCs/>
-                <w:color w:val="1B2A4A"/>
-                <w:sz w:val="18"/>
-                <w:szCs w:val="18"/>
-              </w:rPr>
-              <w:t>]</w:t>
-            </w:r>
-            <w:r>
-              <w:rPr>
-                <w:b/>
-                <w:bCs/>
-                <w:color w:val="1B2A4A"/>
-                <w:sz w:val="18"/>
-                <w:szCs w:val="18"/>
-              </w:rPr>
-              <w:t>):</w:t>
+              <w:t xml:space="preserve">FASE 5 — AUDITORÍA DE CIERRE (Ejecutada después del 15 de [Fecha_Inicio]):</w:t>
             </w:r>
           </w:p>
           <w:p>
@@ -1547,41 +1267,7 @@
                 <w:sz w:val="17"/>
                 <w:szCs w:val="17"/>
               </w:rPr>
-              <w:t xml:space="preserve">Verificar que el Programa Certus PLD opera de manera efectiva y conforme a las obligaciones establecidas por la LFPIORPI y su Reglamento, en el período completo desde junio 2025 hasta </w:t>
-            </w:r>
-            <w:r>
-              <w:rPr>
-                <w:color w:val="000000"/>
-                <w:sz w:val="17"/>
-                <w:szCs w:val="17"/>
-              </w:rPr>
-              <w:t>[</w:t>
-            </w:r>
-            <w:proofErr w:type="spellStart"/>
-            <w:r>
-              <w:rPr>
-                <w:color w:val="000000"/>
-                <w:sz w:val="17"/>
-                <w:szCs w:val="17"/>
-              </w:rPr>
-              <w:t>Fecha_Cierre</w:t>
-            </w:r>
-            <w:proofErr w:type="spellEnd"/>
-            <w:r>
-              <w:rPr>
-                <w:color w:val="000000"/>
-                <w:sz w:val="17"/>
-                <w:szCs w:val="17"/>
-              </w:rPr>
-              <w:t>]</w:t>
-            </w:r>
-            <w:r>
-              <w:rPr>
-                <w:color w:val="000000"/>
-                <w:sz w:val="17"/>
-                <w:szCs w:val="17"/>
-              </w:rPr>
-              <w:t>, incluyendo la regularización histórica de operaciones previas a la implementación del programa.</w:t>
+              <w:t xml:space="preserve">Verificar que el Programa Certus PLD opera de manera efectiva y conforme a las obligaciones establecidas por la LFPIORPI y su Reglamento, en el período completo desde junio 2025 hasta [Fecha_Cierre], incluyendo la regularización histórica de operaciones previas a la implementación del programa.</w:t>
             </w:r>
           </w:p>
         </w:tc>
@@ -1647,41 +1333,7 @@
                 <w:sz w:val="17"/>
                 <w:szCs w:val="17"/>
               </w:rPr>
-              <w:t xml:space="preserve">Período completo: junio 2025 — </w:t>
-            </w:r>
-            <w:r>
-              <w:rPr>
-                <w:color w:val="000000"/>
-                <w:sz w:val="17"/>
-                <w:szCs w:val="17"/>
-              </w:rPr>
-              <w:t>[</w:t>
-            </w:r>
-            <w:proofErr w:type="spellStart"/>
-            <w:r>
-              <w:rPr>
-                <w:color w:val="000000"/>
-                <w:sz w:val="17"/>
-                <w:szCs w:val="17"/>
-              </w:rPr>
-              <w:t>Fecha_Cierre</w:t>
-            </w:r>
-            <w:proofErr w:type="spellEnd"/>
-            <w:r>
-              <w:rPr>
-                <w:color w:val="000000"/>
-                <w:sz w:val="17"/>
-                <w:szCs w:val="17"/>
-              </w:rPr>
-              <w:t>]</w:t>
-            </w:r>
-            <w:r>
-              <w:rPr>
-                <w:color w:val="000000"/>
-                <w:sz w:val="17"/>
-                <w:szCs w:val="17"/>
-              </w:rPr>
-              <w:t xml:space="preserve"> (cubriendo la entrada en vigor de la reforma LFPIORPI — 17 julio 2025).</w:t>
+              <w:t xml:space="preserve">Período completo: junio 2025 — [Fecha_Cierre] (cubriendo la entrada en vigor de la reforma LFPIORPI — 17 julio 2025).</w:t>
             </w:r>
           </w:p>
         </w:tc>
@@ -2425,41 +2077,7 @@
                 <w:sz w:val="16"/>
                 <w:szCs w:val="16"/>
               </w:rPr>
-              <w:t>Jun 2025–</w:t>
-            </w:r>
-            <w:r>
-              <w:rPr>
-                <w:color w:val="000000"/>
-                <w:sz w:val="16"/>
-                <w:szCs w:val="16"/>
-              </w:rPr>
-              <w:t>[</w:t>
-            </w:r>
-            <w:proofErr w:type="spellStart"/>
-            <w:r>
-              <w:rPr>
-                <w:color w:val="000000"/>
-                <w:sz w:val="16"/>
-                <w:szCs w:val="16"/>
-              </w:rPr>
-              <w:t>Mes_Anterior_Auditoria</w:t>
-            </w:r>
-            <w:proofErr w:type="spellEnd"/>
-            <w:r>
-              <w:rPr>
-                <w:color w:val="000000"/>
-                <w:sz w:val="16"/>
-                <w:szCs w:val="16"/>
-              </w:rPr>
-              <w:t>]</w:t>
-            </w:r>
-            <w:r>
-              <w:rPr>
-                <w:color w:val="000000"/>
-                <w:sz w:val="16"/>
-                <w:szCs w:val="16"/>
-              </w:rPr>
-              <w:t xml:space="preserve"> + actuación espontánea</w:t>
+              <w:t xml:space="preserve">Jun 2025–[Mes_Anterior_Auditoria] + actuación espontánea</w:t>
             </w:r>
           </w:p>
         </w:tc>
@@ -4985,23 +4603,7 @@
                 <w:sz w:val="16"/>
                 <w:szCs w:val="16"/>
               </w:rPr>
-              <w:t xml:space="preserve">Falta formal a la LFPIORPI. Acción correctiva inmediata requerida. Asentada en D13 como hallazgo de </w:t>
-            </w:r>
-            <w:r>
-              <w:rPr>
-                <w:color w:val="000000"/>
-                <w:sz w:val="16"/>
-                <w:szCs w:val="16"/>
-              </w:rPr>
-              <w:t>auditoría</w:t>
-            </w:r>
-            <w:r>
-              <w:rPr>
-                <w:color w:val="000000"/>
-                <w:sz w:val="16"/>
-                <w:szCs w:val="16"/>
-              </w:rPr>
-              <w:t>.</w:t>
+              <w:t xml:space="preserve">Falta formal a la LFPIORPI. Acción correctiva inmediata requerida. Asentada en D13 como hallazgo de auditoría.</w:t>
             </w:r>
           </w:p>
         </w:tc>
@@ -5247,25 +4849,7 @@
                 <w:sz w:val="15"/>
                 <w:szCs w:val="15"/>
               </w:rPr>
-              <w:t xml:space="preserve">Bufete </w:t>
-            </w:r>
-            <w:proofErr w:type="spellStart"/>
-            <w:r>
-              <w:rPr>
-                <w:color w:val="000000"/>
-                <w:sz w:val="15"/>
-                <w:szCs w:val="15"/>
-              </w:rPr>
-              <w:t>Juridico</w:t>
-            </w:r>
-            <w:proofErr w:type="spellEnd"/>
-            <w:r>
-              <w:rPr>
-                <w:color w:val="000000"/>
-                <w:sz w:val="15"/>
-                <w:szCs w:val="15"/>
-              </w:rPr>
-              <w:t xml:space="preserve"> / Certus Consultores</w:t>
+              <w:t xml:space="preserve">Bufete Juridico / Certus Consultores</w:t>
             </w:r>
           </w:p>
         </w:tc>
@@ -5317,29 +4901,7 @@
                 <w:sz w:val="16"/>
                 <w:szCs w:val="16"/>
               </w:rPr>
-              <w:t>[</w:t>
-            </w:r>
-            <w:proofErr w:type="spellStart"/>
-            <w:r>
-              <w:rPr>
-                <w:b/>
-                <w:bCs/>
-                <w:color w:val="1B2A4A"/>
-                <w:sz w:val="16"/>
-                <w:szCs w:val="16"/>
-              </w:rPr>
-              <w:t>RC_Nombre</w:t>
-            </w:r>
-            <w:proofErr w:type="spellEnd"/>
-            <w:r>
-              <w:rPr>
-                <w:b/>
-                <w:bCs/>
-                <w:color w:val="1B2A4A"/>
-                <w:sz w:val="16"/>
-                <w:szCs w:val="16"/>
-              </w:rPr>
-              <w:t>]</w:t>
+              <w:t>[RC_Nombre]</w:t>
             </w:r>
           </w:p>
           <w:p>
@@ -5405,29 +4967,7 @@
                 <w:sz w:val="16"/>
                 <w:szCs w:val="16"/>
               </w:rPr>
-              <w:t>[</w:t>
-            </w:r>
-            <w:proofErr w:type="spellStart"/>
-            <w:r>
-              <w:rPr>
-                <w:b/>
-                <w:bCs/>
-                <w:color w:val="1B2A4A"/>
-                <w:sz w:val="16"/>
-                <w:szCs w:val="16"/>
-              </w:rPr>
-              <w:t>Testigo_Nombre</w:t>
-            </w:r>
-            <w:proofErr w:type="spellEnd"/>
-            <w:r>
-              <w:rPr>
-                <w:b/>
-                <w:bCs/>
-                <w:color w:val="1B2A4A"/>
-                <w:sz w:val="16"/>
-                <w:szCs w:val="16"/>
-              </w:rPr>
-              <w:t>]</w:t>
+              <w:t>[Testigo_Nombre]</w:t>
             </w:r>
           </w:p>
           <w:p>
@@ -5523,7 +5063,7 @@
                 <w:sz w:val="15"/>
                 <w:szCs w:val="15"/>
               </w:rPr>
-              <w:t>La estructura dual (Fase 0 + Fase 5) asegura que la empresa inicia sin deficiencias retroactivas. El D0A queda integrado como soporte en este PT-00 y en el PT-09, documentando la actuación espontánea que reduce multas hasta 50% (Art. 47 Reglamento). Si al cierre de la Fase 5 todos los módulos están en verde o amarillo, el D13 emite una opinión de cumplimiento efectivo respaldada por la regularización histórica.</w:t>
+              <w:t>La estructura dual (Fase 0 + Fase 5) asegura que la empresa inicia sin deficiencias retroactivas. El D0A queda integrado como soporte en este PT-00 y en el PT-09, documentando la actuación espontánea que reduce multas hasta 50% (Art. 55 LFPIORPI). Si al cierre de la Fase 5 todos los módulos están en verde o amarillo, el D13 emite una opinión de cumplimiento efectivo respaldada por la regularización histórica.</w:t>
             </w:r>
           </w:p>
         </w:tc>
